--- a/tillsyn/A 39562-2026 tillsynsbegäran.docx
+++ b/tillsyn/A 39562-2026 tillsynsbegäran.docx
@@ -65,7 +65,7 @@
     </w:p>
     <w:p>
       <w:r>
-        <w:t>I och inom 11 meter från avverkningsanmälan finns fynd av 24 naturvårdsarter, varav 13 är rödlistade, 6 är fridlysta, 14 är typiska (T) och 7 är signalarter (S): knärot (VU, T, §8), raggbock (VU, T), barrpraktbagge (NT), dropptaggsvamp (NT, T), dvärgbägarlav (NT, T), gropticka (NT, T), kolflarnlav (NT, T), motaggsvamp (NT, T), skrovlig flatbagge (NT, T), tallkötticka (NT), talltita (NT, §4), vedskivlav (NT, T), vedtrappmossa (NT, T), björksplintborre (S), flagellkvastmossa (S, T), granbarkgnagare (S, T), gullgröppa (S), jättesvampmal (S), större träfjäril (S), vågbandad barkbock (S), mattlummer (T, §9), tjäder (T, §4), vanlig padda (§6) och revlummer (§9). Se Figur 1.</w:t>
+        <w:t>I och inom 11 meter från avverkningsanmälan finns fynd av 28 naturvårdsarter, varav 15 är rödlistade, 7 är fridlysta, 18 är typiska (T) och 8 är signalarter (S): gräddporing (VU, T), knärot (VU, T, §8), raggbock (VU, T), barrpraktbagge (NT), dropptaggsvamp (NT, T), dvärgbägarlav (NT, T), gropticka (NT, T), kolflarnlav (NT, T), motaggsvamp (NT, T), skrovlig flatbagge (NT, T), tallkötticka (NT), talltita (NT, §4), ullticka (NT, T), vedskivlav (NT, T), vedtrappmossa (NT, T), björksplintborre (S), bronshjon (S, T), flagellkvastmossa (S, T), granbarkgnagare (S, T), gullgröppa (S), jättesvampmal (S), större träfjäril (S), vågbandad barkbock (S), mattlummer (T, §9), spillkråka (T, §4), tjäder (T, §4), vanlig padda (§6) och revlummer (§9). Se Figur 1.</w:t>
       </w:r>
     </w:p>
     <w:p>
@@ -109,6 +109,26 @@
         <w:rPr>
           <w:b/>
         </w:rPr>
+        <w:t>Gräddporing (VU)</w:t>
+      </w:r>
+      <w:r>
+        <w:t xml:space="preserve"> växer nästan enbart i urskogsartad barrskog på gamla, kraftigt murkna, grova och mossbelupna tallågor i något fuktiga och skuggiga lägen. Arten är placerad högst upp i Skogsstyrelsens värdepyramid för bedömning av skog med höga naturvärden och indikerar gamla och relativt orörda tallnaturskogar med höga naturvärden där det under låg tid kontinuerligt funnits inslag av grova tallågor. För att på sikt hejda artens vikande trend behöver merparten av gräddporingens nu kända växtplatser undantas från skogsbruk. Gräddporing är typisk art för </w:t>
+      </w:r>
+      <w:r>
+        <w:rPr>
+          <w:i/>
+        </w:rPr>
+        <w:t>9010 Taiga</w:t>
+      </w:r>
+      <w:r>
+        <w:t xml:space="preserve"> (SLU Artdatabanken, 2024; Nitare &amp; Skogsstyrelsen, 2019).</w:t>
+      </w:r>
+    </w:p>
+    <w:p>
+      <w:r>
+        <w:rPr>
+          <w:b/>
+        </w:rPr>
         <w:t>Knärot (VU, §8)</w:t>
       </w:r>
       <w:r>
@@ -153,7 +173,7 @@
     </w:p>
     <w:p>
       <w:r>
-        <w:t>I det avverkningsanmälda området finns 2 fyndplatser för knärot registrerade på Artportalen. Figur 2 visar gränserna för buffertzoner på 50 m, som behöver lämnas kring fyndplatserna för att knärotslokalerna inte ska försvinna vid en avverkning. Av det avverkningsanmälda området överlappar 1.47 ha med buffertzonerna och får av detta skäl inte avverkas.</w:t>
+        <w:t>I det avverkningsanmälda området finns 3 fyndplatser för knärot registrerade på Artportalen. Figur 2 visar gränserna för buffertzoner på 50 m, som behöver lämnas kring fyndplatserna för att knärotslokalerna inte ska försvinna vid en avverkning. Av det avverkningsanmälda området överlappar 2.25 ha med buffertzonerna och får av detta skäl inte avverkas.</w:t>
       </w:r>
     </w:p>
     <w:p>
@@ -409,6 +429,62 @@
         <w:rPr>
           <w:b/>
         </w:rPr>
+        <w:t>Ullticka (NT)</w:t>
+      </w:r>
+      <w:r>
+        <w:t xml:space="preserve"> är knuten till restbestånd av barrnaturskog och förekommer med ett tydligt optimum i orörda eller måttligt påverkade gamla granskogar där det föreligger viss kontinuitet av grov död ved. Ullticka är en bra signalart inom hela sitt utbredningsområde och i södra Sverige är den sällsynt och en god signalart för skyddsvärda granskogsmiljöer. Den hotas av avverkning och fragmentering av naturskog och äldre granskog med lång trädkontinuitet. På ullticka kan ibland ulltickeporing (VU) påträffas - det är en sällsynt ticka som nyligen delats upp i de tre olika arterna ulltickeporing </w:t>
+      </w:r>
+      <w:r>
+        <w:rPr>
+          <w:i/>
+        </w:rPr>
+        <w:t xml:space="preserve">Skeletocutis brevispora </w:t>
+      </w:r>
+      <w:r>
+        <w:t>(VU)</w:t>
+      </w:r>
+      <w:r>
+        <w:rPr>
+          <w:i/>
+        </w:rPr>
+        <w:t>, Skeletocutis delicata</w:t>
+      </w:r>
+      <w:r>
+        <w:t xml:space="preserve"> (VU)</w:t>
+      </w:r>
+      <w:r>
+        <w:rPr>
+          <w:i/>
+        </w:rPr>
+        <w:t xml:space="preserve"> och Skeletocutis exilis</w:t>
+      </w:r>
+      <w:r>
+        <w:t xml:space="preserve"> (NT). Ullticka är typisk art för </w:t>
+      </w:r>
+      <w:r>
+        <w:rPr>
+          <w:i/>
+        </w:rPr>
+        <w:t xml:space="preserve">9010 Taiga, 9050 Näringsrik granskog </w:t>
+      </w:r>
+      <w:r>
+        <w:t xml:space="preserve">och </w:t>
+      </w:r>
+      <w:r>
+        <w:rPr>
+          <w:i/>
+        </w:rPr>
+        <w:t>9030 Landhöjningsskog</w:t>
+      </w:r>
+      <w:r>
+        <w:t xml:space="preserve"> (SLU Artdatabanken, 2026; Nitare &amp; Skogsstyrelsen, 2019; Miettinen &amp; Niemelä, 2018).</w:t>
+      </w:r>
+    </w:p>
+    <w:p>
+      <w:r>
+        <w:rPr>
+          <w:b/>
+        </w:rPr>
         <w:t>Vedskivlav (NT)</w:t>
       </w:r>
       <w:r>
@@ -460,6 +536,26 @@
         <w:rPr>
           <w:b/>
         </w:rPr>
+        <w:t>Bronshjon</w:t>
+      </w:r>
+      <w:r>
+        <w:t xml:space="preserve"> är en skalbagge vars larvutveckling sker under grov bark på stammar av döda eller döende barrträd, främst gran, i mindre omfattning tall. Arten är knuten till äldre, naturskogslik granskog med inslag av torkande träd. Bronshjon är typisk art för </w:t>
+      </w:r>
+      <w:r>
+        <w:rPr>
+          <w:i/>
+        </w:rPr>
+        <w:t>9010 Taiga</w:t>
+      </w:r>
+      <w:r>
+        <w:t xml:space="preserve"> (SLU Artdatabanken, 2025).</w:t>
+      </w:r>
+    </w:p>
+    <w:p>
+      <w:r>
+        <w:rPr>
+          <w:b/>
+        </w:rPr>
         <w:t>Flagellkvastmossa</w:t>
       </w:r>
       <w:r>
@@ -544,6 +640,35 @@
       </w:r>
       <w:r>
         <w:t>(SLU Artdatabanken, 2025).</w:t>
+      </w:r>
+    </w:p>
+    <w:p>
+      <w:r>
+        <w:rPr>
+          <w:b/>
+        </w:rPr>
+        <w:t>Spillkråka (§4)</w:t>
+      </w:r>
+      <w:r>
+        <w:t xml:space="preserve"> omfattas av bilaga 1 i EU:s fågeldirektiv och är typisk art för </w:t>
+      </w:r>
+      <w:r>
+        <w:rPr>
+          <w:i/>
+        </w:rPr>
+        <w:t xml:space="preserve">9010 Taiga </w:t>
+      </w:r>
+      <w:r>
+        <w:t>och</w:t>
+      </w:r>
+      <w:r>
+        <w:rPr>
+          <w:i/>
+        </w:rPr>
+        <w:t xml:space="preserve"> 9740 Skogsbevuxen myr</w:t>
+      </w:r>
+      <w:r>
+        <w:t>. Den behöver grova träd, främst tall, asp och bok som boträd. Skogsbruk med korta omloppstider och täta, homogena ungskogar utgör det största hotet. Spillkråka är en nyckelart i skogliga miljöer vars övergivna bohål utnyttjas av flera andra hålhäckande fågelarter och fladdermöss, däribland pärluggla (EN, §4), knipa (§4), salskrake (§4) och skogsduva (§4). Hökuggla (VU, §4) och slaguggla (§4) häckar ofta i högstubbar som brutits av i höjd med ett gammalt spillkråkebo (SLU Artdatabanken, 2026; Skogsstyrelsen, 2016).</w:t>
       </w:r>
     </w:p>
     <w:p>
@@ -612,7 +737,7 @@
     </w:p>
     <w:p>
       <w:r>
-        <w:t>Följande typiska arter har sina livsmiljöer och växtplatser i den avverkningsanmälda skogen: knärot (VU, T, §8), raggbock (VU, T), dropptaggsvamp (NT, T), dvärgbägarlav (NT, T), gropticka (NT, T), kolflarnlav (NT, T), motaggsvamp (NT, T), skrovlig flatbagge (NT, T), vedskivlav (NT, T), vedtrappmossa (NT, T), flagellkvastmossa (S, T), granbarkgnagare (S, T), mattlummer (T, §9) och tjäder (T, §4).</w:t>
+        <w:t>Följande typiska arter har sina livsmiljöer och växtplatser i den avverkningsanmälda skogen: gräddporing (VU, T), knärot (VU, T, §8), raggbock (VU, T), dropptaggsvamp (NT, T), dvärgbägarlav (NT, T), gropticka (NT, T), kolflarnlav (NT, T), motaggsvamp (NT, T), skrovlig flatbagge (NT, T), ullticka (NT, T), vedskivlav (NT, T), vedtrappmossa (NT, T), bronshjon (S, T), flagellkvastmossa (S, T), granbarkgnagare (S, T), mattlummer (T, §9), spillkråka (T, §4) och tjäder (T, §4).</w:t>
       </w:r>
     </w:p>
     <w:p>
@@ -1034,6 +1159,78 @@
       </w:r>
       <w:r>
         <w:t>SLU Artdatabanken, Uppsala</w:t>
+      </w:r>
+    </w:p>
+    <w:p>
+      <w:pPr>
+        <w:pStyle w:val="Heading1"/>
+      </w:pPr>
+      <w:r>
+        <w:t>Spillkråka – ekologi samt krav på livsmiljön</w:t>
+      </w:r>
+    </w:p>
+    <w:p>
+      <w:r>
+        <w:t xml:space="preserve">Spillkråka (§4) ingår i bilaga 1 EU:s fågeldirektiv och är typisk art för </w:t>
+      </w:r>
+      <w:r>
+        <w:rPr>
+          <w:i/>
+        </w:rPr>
+        <w:t xml:space="preserve">9010 Taiga </w:t>
+      </w:r>
+      <w:r>
+        <w:t>och</w:t>
+      </w:r>
+      <w:r>
+        <w:rPr>
+          <w:i/>
+        </w:rPr>
+        <w:t xml:space="preserve"> 9740 Skogsbevuxen myr</w:t>
+      </w:r>
+      <w:r>
+        <w:t>. Den lever i både barr- och blandskog liksom i ren lövskog. De tätaste populationerna tenderar att finnas i äldre, variationsrik blandskog med gott om död ved och gamla träd. Varje par utnyttjar 400–1000 hektar skog beroende på skogens kvalitet. Skogsbruk med korta omloppstider och täta, homogena ungskogar utgör det största hotet (SLU Artdatabanken, 2026).</w:t>
+      </w:r>
+    </w:p>
+    <w:p>
+      <w:r>
+        <w:t>Spillkråka är en nyckelart i skogliga miljöer vars övergivna bohål utnyttjas av flera andra hålhäckande fågelarter och fladdermöss, däribland pärluggla (EN, §4), knipa (§4), salskrake (§4) och skogsduva (§4). Hökuggla (VU, §4) och slaguggla (§4) häckar ofta i högstubbar som brutits av i höjd med ett gammalt spillkråkebo (Skogsstyrelsen, 2016).</w:t>
+      </w:r>
+    </w:p>
+    <w:p>
+      <w:pPr>
+        <w:pStyle w:val="Heading2"/>
+      </w:pPr>
+      <w:r>
+        <w:t>Referenser – spillkråka</w:t>
+      </w:r>
+    </w:p>
+    <w:p>
+      <w:r>
+        <w:t xml:space="preserve">Skogsstyrelsen, 2016. </w:t>
+      </w:r>
+      <w:r>
+        <w:rPr>
+          <w:i/>
+        </w:rPr>
+        <w:t xml:space="preserve">Vägledning för hänsyn till spillkråka. </w:t>
+      </w:r>
+      <w:r>
+        <w:t>Vägledningar och kunskapsstöd artskydd – Skogsstyrelsen.</w:t>
+      </w:r>
+    </w:p>
+    <w:p>
+      <w:r>
+        <w:t xml:space="preserve">SLU Artdatabanken, 2026. </w:t>
+      </w:r>
+      <w:r>
+        <w:rPr>
+          <w:i/>
+        </w:rPr>
+        <w:t xml:space="preserve">Artfaktablad. Naturvård – artfakta. </w:t>
+      </w:r>
+      <w:r>
+        <w:t>SLU Artdatabanken, Uppsala.</w:t>
       </w:r>
     </w:p>
     <w:p>
@@ -1481,7 +1678,7 @@
     <w:r>
       <w:tab/>
       <w:tab/>
-      <w:t>2026-09-25</w:t>
+      <w:t>2026-09-26</w:t>
       <w:br/>
       <w:br/>
     </w:r>

--- a/tillsyn/A 39562-2026 tillsynsbegäran.docx
+++ b/tillsyn/A 39562-2026 tillsynsbegäran.docx
@@ -1678,7 +1678,7 @@
     <w:r>
       <w:tab/>
       <w:tab/>
-      <w:t>2026-09-26</w:t>
+      <w:t>2026-09-27</w:t>
       <w:br/>
       <w:br/>
     </w:r>

--- a/tillsyn/A 39562-2026 tillsynsbegäran.docx
+++ b/tillsyn/A 39562-2026 tillsynsbegäran.docx
@@ -1678,7 +1678,7 @@
     <w:r>
       <w:tab/>
       <w:tab/>
-      <w:t>2026-09-27</w:t>
+      <w:t>2026-09-28</w:t>
       <w:br/>
       <w:br/>
     </w:r>

--- a/tillsyn/A 39562-2026 tillsynsbegäran.docx
+++ b/tillsyn/A 39562-2026 tillsynsbegäran.docx
@@ -1678,7 +1678,7 @@
     <w:r>
       <w:tab/>
       <w:tab/>
-      <w:t>2026-09-28</w:t>
+      <w:t>2026-09-29</w:t>
       <w:br/>
       <w:br/>
     </w:r>

--- a/tillsyn/A 39562-2026 tillsynsbegäran.docx
+++ b/tillsyn/A 39562-2026 tillsynsbegäran.docx
@@ -1678,7 +1678,7 @@
     <w:r>
       <w:tab/>
       <w:tab/>
-      <w:t>2026-09-29</w:t>
+      <w:t>2026-09-30</w:t>
       <w:br/>
       <w:br/>
     </w:r>

--- a/tillsyn/A 39562-2026 tillsynsbegäran.docx
+++ b/tillsyn/A 39562-2026 tillsynsbegäran.docx
@@ -1678,7 +1678,7 @@
     <w:r>
       <w:tab/>
       <w:tab/>
-      <w:t>2026-09-30</w:t>
+      <w:t>2026-10-01</w:t>
       <w:br/>
       <w:br/>
     </w:r>

--- a/tillsyn/A 39562-2026 tillsynsbegäran.docx
+++ b/tillsyn/A 39562-2026 tillsynsbegäran.docx
@@ -1678,7 +1678,7 @@
     <w:r>
       <w:tab/>
       <w:tab/>
-      <w:t>2026-10-01</w:t>
+      <w:t>2026-10-02</w:t>
       <w:br/>
       <w:br/>
     </w:r>

--- a/tillsyn/A 39562-2026 tillsynsbegäran.docx
+++ b/tillsyn/A 39562-2026 tillsynsbegäran.docx
@@ -1678,7 +1678,7 @@
     <w:r>
       <w:tab/>
       <w:tab/>
-      <w:t>2026-10-02</w:t>
+      <w:t>2026-10-03</w:t>
       <w:br/>
       <w:br/>
     </w:r>

--- a/tillsyn/A 39562-2026 tillsynsbegäran.docx
+++ b/tillsyn/A 39562-2026 tillsynsbegäran.docx
@@ -1678,7 +1678,7 @@
     <w:r>
       <w:tab/>
       <w:tab/>
-      <w:t>2026-10-03</w:t>
+      <w:t>2026-10-04</w:t>
       <w:br/>
       <w:br/>
     </w:r>

--- a/tillsyn/A 39562-2026 tillsynsbegäran.docx
+++ b/tillsyn/A 39562-2026 tillsynsbegäran.docx
@@ -1678,7 +1678,7 @@
     <w:r>
       <w:tab/>
       <w:tab/>
-      <w:t>2026-10-04</w:t>
+      <w:t>2026-10-05</w:t>
       <w:br/>
       <w:br/>
     </w:r>

--- a/tillsyn/A 39562-2026 tillsynsbegäran.docx
+++ b/tillsyn/A 39562-2026 tillsynsbegäran.docx
@@ -1678,7 +1678,7 @@
     <w:r>
       <w:tab/>
       <w:tab/>
-      <w:t>2026-10-05</w:t>
+      <w:t>2026-10-06</w:t>
       <w:br/>
       <w:br/>
     </w:r>

--- a/tillsyn/A 39562-2026 tillsynsbegäran.docx
+++ b/tillsyn/A 39562-2026 tillsynsbegäran.docx
@@ -1678,7 +1678,7 @@
     <w:r>
       <w:tab/>
       <w:tab/>
-      <w:t>2026-10-06</w:t>
+      <w:t>2026-10-07</w:t>
       <w:br/>
       <w:br/>
     </w:r>

--- a/tillsyn/A 39562-2026 tillsynsbegäran.docx
+++ b/tillsyn/A 39562-2026 tillsynsbegäran.docx
@@ -1678,7 +1678,7 @@
     <w:r>
       <w:tab/>
       <w:tab/>
-      <w:t>2026-10-07</w:t>
+      <w:t>2026-10-08</w:t>
       <w:br/>
       <w:br/>
     </w:r>

--- a/tillsyn/A 39562-2026 tillsynsbegäran.docx
+++ b/tillsyn/A 39562-2026 tillsynsbegäran.docx
@@ -1678,7 +1678,7 @@
     <w:r>
       <w:tab/>
       <w:tab/>
-      <w:t>2026-10-08</w:t>
+      <w:t>2026-10-09</w:t>
       <w:br/>
       <w:br/>
     </w:r>

--- a/tillsyn/A 39562-2026 tillsynsbegäran.docx
+++ b/tillsyn/A 39562-2026 tillsynsbegäran.docx
@@ -1678,7 +1678,7 @@
     <w:r>
       <w:tab/>
       <w:tab/>
-      <w:t>2026-10-09</w:t>
+      <w:t>2026-10-10</w:t>
       <w:br/>
       <w:br/>
     </w:r>

--- a/tillsyn/A 39562-2026 tillsynsbegäran.docx
+++ b/tillsyn/A 39562-2026 tillsynsbegäran.docx
@@ -1678,7 +1678,7 @@
     <w:r>
       <w:tab/>
       <w:tab/>
-      <w:t>2026-10-10</w:t>
+      <w:t>2026-10-11</w:t>
       <w:br/>
       <w:br/>
     </w:r>

--- a/tillsyn/A 39562-2026 tillsynsbegäran.docx
+++ b/tillsyn/A 39562-2026 tillsynsbegäran.docx
@@ -1678,7 +1678,7 @@
     <w:r>
       <w:tab/>
       <w:tab/>
-      <w:t>2026-10-11</w:t>
+      <w:t>2026-10-12</w:t>
       <w:br/>
       <w:br/>
     </w:r>

--- a/tillsyn/A 39562-2026 tillsynsbegäran.docx
+++ b/tillsyn/A 39562-2026 tillsynsbegäran.docx
@@ -1678,7 +1678,7 @@
     <w:r>
       <w:tab/>
       <w:tab/>
-      <w:t>2026-10-12</w:t>
+      <w:t>2026-10-13</w:t>
       <w:br/>
       <w:br/>
     </w:r>

--- a/tillsyn/A 39562-2026 tillsynsbegäran.docx
+++ b/tillsyn/A 39562-2026 tillsynsbegäran.docx
@@ -1678,7 +1678,7 @@
     <w:r>
       <w:tab/>
       <w:tab/>
-      <w:t>2026-10-13</w:t>
+      <w:t>2026-10-14</w:t>
       <w:br/>
       <w:br/>
     </w:r>

--- a/tillsyn/A 39562-2026 tillsynsbegäran.docx
+++ b/tillsyn/A 39562-2026 tillsynsbegäran.docx
@@ -22,7 +22,7 @@
       <w:r>
         <w:drawing>
           <wp:inline xmlns:a="http://schemas.openxmlformats.org/drawingml/2006/main" xmlns:pic="http://schemas.openxmlformats.org/drawingml/2006/picture">
-            <wp:extent cx="5486400" cy="5543550"/>
+            <wp:extent cx="5486400" cy="5535861"/>
             <wp:docPr id="1" name="Picture 1"/>
             <wp:cNvGraphicFramePr>
               <a:graphicFrameLocks noChangeAspect="1"/>
@@ -43,7 +43,7 @@
                   <pic:spPr>
                     <a:xfrm>
                       <a:off x="0" y="0"/>
-                      <a:ext cx="5486400" cy="5543550"/>
+                      <a:ext cx="5486400" cy="5535861"/>
                     </a:xfrm>
                     <a:prstGeom prst="rect"/>
                   </pic:spPr>
@@ -65,7 +65,7 @@
     </w:p>
     <w:p>
       <w:r>
-        <w:t>I och inom 11 meter från avverkningsanmälan finns fynd av 28 naturvårdsarter, varav 15 är rödlistade, 7 är fridlysta, 18 är typiska (T) och 8 är signalarter (S): gräddporing (VU, T), knärot (VU, T, §8), raggbock (VU, T), barrpraktbagge (NT), dropptaggsvamp (NT, T), dvärgbägarlav (NT, T), gropticka (NT, T), kolflarnlav (NT, T), motaggsvamp (NT, T), skrovlig flatbagge (NT, T), tallkötticka (NT), talltita (NT, §4), ullticka (NT, T), vedskivlav (NT, T), vedtrappmossa (NT, T), björksplintborre (S), bronshjon (S, T), flagellkvastmossa (S, T), granbarkgnagare (S, T), gullgröppa (S), jättesvampmal (S), större träfjäril (S), vågbandad barkbock (S), mattlummer (T, §9), spillkråka (T, §4), tjäder (T, §4), vanlig padda (§6) och revlummer (§9). Se Figur 1.</w:t>
+        <w:t>I och inom 11 meter från avverkningsanmälan finns fynd av 30 naturvårdsarter, varav 16 är rödlistade, 7 är fridlysta, 18 är typiska (T) och 9 är signalarter (S): gräddporing (VU, T), knärot (VU, T, §8), raggbock (VU, T), barrpraktbagge (NT), dropptaggsvamp (NT, T), dvärgbägarlav (NT, T), gropticka (NT, T), kolflarnlav (NT, T), kortskaftad ärgspik (NT), motaggsvamp (NT, T), skrovlig flatbagge (NT, T), tallkötticka (NT), talltita (NT, §4), ullticka (NT, T), vedskivlav (NT, T), vedtrappmossa (NT, T), björksplintborre (S), bronshjon (S, T), flagellkvastmossa (S, T), granbarkgnagare (S, T), gullgröppa (S), jättesvampmal (S), rödgul trumpetsvamp (S), större träfjäril (S), vågbandad barkbock (S), mattlummer (T, §9), spillkråka (T, §4), tjäder (T, §4), vanlig padda (§6) och revlummer (§9). Se Figur 1.</w:t>
       </w:r>
     </w:p>
     <w:p>
@@ -173,7 +173,7 @@
     </w:p>
     <w:p>
       <w:r>
-        <w:t>I det avverkningsanmälda området finns 3 fyndplatser för knärot registrerade på Artportalen. Figur 2 visar gränserna för buffertzoner på 50 m, som behöver lämnas kring fyndplatserna för att knärotslokalerna inte ska försvinna vid en avverkning. Av det avverkningsanmälda området överlappar 2.25 ha med buffertzonerna och får av detta skäl inte avverkas.</w:t>
+        <w:t>I det avverkningsanmälda området finns 5 fyndplatser för knärot registrerade på Artportalen. Figur 2 visar gränserna för buffertzoner på 50 m, som behöver lämnas kring fyndplatserna för att knärotslokalerna inte ska försvinna vid en avverkning. Av det avverkningsanmälda området överlappar 2.35 ha med buffertzonerna och får av detta skäl inte avverkas.</w:t>
       </w:r>
     </w:p>
     <w:p>
@@ -349,6 +349,17 @@
         <w:rPr>
           <w:b/>
         </w:rPr>
+        <w:t>Kortskaftad ärgspik (NT)</w:t>
+      </w:r>
+      <w:r>
+        <w:t xml:space="preserve"> förekommer i barrträdsdominerade skogar och växer nästan uteslutande på tallved. Den föredrar gamla högstubbar i fuktig och halvöppen miljö, t.ex. i myrkanter, sumpskog och brandpräglad skog. Arten indikerar kontinuerlig tillgång till gamla högstubbar i kombination med hög och jämn luftfuktighet. Skogsbruk på lokaler med kortskaftad ärgspik utgör ett hot. På lång sikt bildas färre lämpliga substrat än vad som försvinner. Avverkning av barrträdsdominerade bestånd av naturskogskaraktär utgör ett långsiktigt hot. Naturskogsartade bestånd med riklig förekomst av gamla och grova tallhögstubbar bör undantas från skogsbruk (SLU Artdatabanken, 2024).</w:t>
+      </w:r>
+    </w:p>
+    <w:p>
+      <w:r>
+        <w:rPr>
+          <w:b/>
+        </w:rPr>
         <w:t xml:space="preserve">Motaggsvamp (NT) </w:t>
       </w:r>
       <w:r>
@@ -609,6 +620,17 @@
       </w:r>
       <w:r>
         <w:t xml:space="preserve"> är en fjäril som flyger i juli i mer eller mindre orörd gammal löv- eller blandskog, särskilt sådan med björk och bok. Larven lever i fnöskticka m.fl. tickor och kläckhålen och resterna av larvgångar i äldre fruktkroppar är lätta att känna igen och inventera. Arten hotas av avverkning av gamla, svampangripna lövträd samt bortforsling av döda lövträd, vindfällen och lågor. Gamla lövträd och naturbestånd med lövskog - särskilt björk och bok - bör sparas så långt möjligt och död ved lämnas kvar i skogen (SLU Artdatabanken, 2025).</w:t>
+      </w:r>
+    </w:p>
+    <w:p>
+      <w:r>
+        <w:rPr>
+          <w:b/>
+        </w:rPr>
+        <w:t xml:space="preserve">Rödgul trumpetsvamp </w:t>
+      </w:r>
+      <w:r>
+        <w:t>signalerar kalkrika barrsumpskogar eller avgränsade små mineralrika ytor i barrskogslandskapet, vilka normalt har höga naturvärden. I urbergsbygder är den en bra signalart på känsliga skogsbiotoper (Nitare &amp; Skogsstyrelsen, 2019).</w:t>
       </w:r>
     </w:p>
     <w:p>
@@ -1678,7 +1700,7 @@
     <w:r>
       <w:tab/>
       <w:tab/>
-      <w:t>2026-10-14</w:t>
+      <w:t>2026-10-15</w:t>
       <w:br/>
       <w:br/>
     </w:r>

--- a/tillsyn/A 39562-2026 tillsynsbegäran.docx
+++ b/tillsyn/A 39562-2026 tillsynsbegäran.docx
@@ -173,7 +173,7 @@
     </w:p>
     <w:p>
       <w:r>
-        <w:t>I det avverkningsanmälda området finns 5 fyndplatser för knärot registrerade på Artportalen. Figur 2 visar gränserna för buffertzoner på 50 m, som behöver lämnas kring fyndplatserna för att knärotslokalerna inte ska försvinna vid en avverkning. Av det avverkningsanmälda området överlappar 2.35 ha med buffertzonerna och får av detta skäl inte avverkas.</w:t>
+        <w:t>I det avverkningsanmälda området finns 7 fyndplatser för knärot registrerade på Artportalen. Figur 2 visar gränserna för buffertzoner på 50 m, som behöver lämnas kring fyndplatserna för att knärotslokalerna inte ska försvinna vid en avverkning. Av det avverkningsanmälda området överlappar 2.52 ha med buffertzonerna och får av detta skäl inte avverkas.</w:t>
       </w:r>
     </w:p>
     <w:p>
@@ -1700,7 +1700,7 @@
     <w:r>
       <w:tab/>
       <w:tab/>
-      <w:t>2026-10-15</w:t>
+      <w:t>2026-10-16</w:t>
       <w:br/>
       <w:br/>
     </w:r>

--- a/tillsyn/A 39562-2026 tillsynsbegäran.docx
+++ b/tillsyn/A 39562-2026 tillsynsbegäran.docx
@@ -1700,7 +1700,7 @@
     <w:r>
       <w:tab/>
       <w:tab/>
-      <w:t>2026-10-16</w:t>
+      <w:t>2026-10-17</w:t>
       <w:br/>
       <w:br/>
     </w:r>

--- a/tillsyn/A 39562-2026 tillsynsbegäran.docx
+++ b/tillsyn/A 39562-2026 tillsynsbegäran.docx
@@ -1700,7 +1700,7 @@
     <w:r>
       <w:tab/>
       <w:tab/>
-      <w:t>2026-10-17</w:t>
+      <w:t>2026-10-18</w:t>
       <w:br/>
       <w:br/>
     </w:r>

--- a/tillsyn/A 39562-2026 tillsynsbegäran.docx
+++ b/tillsyn/A 39562-2026 tillsynsbegäran.docx
@@ -60,12 +60,12 @@
         <w:spacing w:after="240"/>
       </w:pPr>
       <w:r>
-        <w:t>Figur 1. Fyndplatser för naturvårdsarter i och inom 11 meter från avverkningsanmälan. Markörer utan svart kant är placerade på fyndplatsen. Markörer med svart kant är placerade vid sidan av fyndplatsen och har ett svart streck som visar fyndplatsens exakta position. Kartans mittpunktskoordinat är N 6651541, E 616744 i SWEREF 99 TM.</w:t>
+        <w:t>Figur 1. Fyndplatser för naturvårdsarter i och inom 12 meter från avverkningsanmälan. Markörer utan svart kant är placerade på fyndplatsen. Markörer med svart kant är placerade vid sidan av fyndplatsen och har ett svart streck som visar fyndplatsens exakta position. Kartans mittpunktskoordinat är N 6651541, E 616744 i SWEREF 99 TM.</w:t>
       </w:r>
     </w:p>
     <w:p>
       <w:r>
-        <w:t>I och inom 11 meter från avverkningsanmälan finns fynd av 30 naturvårdsarter, varav 16 är rödlistade, 7 är fridlysta, 18 är typiska (T) och 9 är signalarter (S): gräddporing (VU, T), knärot (VU, T, §8), raggbock (VU, T), barrpraktbagge (NT), dropptaggsvamp (NT, T), dvärgbägarlav (NT, T), gropticka (NT, T), kolflarnlav (NT, T), kortskaftad ärgspik (NT), motaggsvamp (NT, T), skrovlig flatbagge (NT, T), tallkötticka (NT), talltita (NT, §4), ullticka (NT, T), vedskivlav (NT, T), vedtrappmossa (NT, T), björksplintborre (S), bronshjon (S, T), flagellkvastmossa (S, T), granbarkgnagare (S, T), gullgröppa (S), jättesvampmal (S), rödgul trumpetsvamp (S), större träfjäril (S), vågbandad barkbock (S), mattlummer (T, §9), spillkråka (T, §4), tjäder (T, §4), vanlig padda (§6) och revlummer (§9). Se Figur 1.</w:t>
+        <w:t>I och inom 12 meter från avverkningsanmälan finns fynd av 32 naturvårdsarter, varav 16 är rödlistade, 9 är fridlysta, 19 är typiska (T) och 9 är signalarter (S): gräddporing (VU, T), knärot (VU, T, §8), raggbock (VU, T), barrpraktbagge (NT), dropptaggsvamp (NT, T), dvärgbägarlav (NT, T), gropticka (NT, T), kolflarnlav (NT, T), kortskaftad ärgspik (NT), motaggsvamp (NT, T), skrovlig flatbagge (NT, T), tallkötticka (NT), talltita (NT, §4), ullticka (NT, T), vedskivlav (NT, T), vedtrappmossa (NT, T), björksplintborre (S), bronshjon (S, T), flagellkvastmossa (S, T), granbarkgnagare (S, T), gullgröppa (S), jättesvampmal (S), rödgul trumpetsvamp (S), större träfjäril (S), vågbandad barkbock (S), mattlummer (T, §9), spillkråka (T, §4), tjäder (T, §4), tofsmes (T, §4), vanlig padda (§6), fläcknycklar (§8) och revlummer (§9). Se Figur 1.</w:t>
       </w:r>
     </w:p>
     <w:p>
@@ -723,25 +723,23 @@
       </w:r>
     </w:p>
     <w:p>
-      <w:pPr>
-        <w:pStyle w:val="Heading1"/>
-      </w:pPr>
-      <w:r>
-        <w:t>EU:s fågeldirektiv</w:t>
-      </w:r>
-    </w:p>
-    <w:p>
-      <w:r>
-        <w:t xml:space="preserve">Europeiska unionens medlemsländer är skyldiga att agera i enlighet med EU:s fågeldirektiv där det uttryckligen står att direktivet gäller för fåglar samt för deras ägg, bon och </w:t>
-      </w:r>
       <w:r>
         <w:rPr>
           <w:b/>
         </w:rPr>
-        <w:t xml:space="preserve">livsmiljöer </w:t>
-      </w:r>
-      <w:r>
-        <w:t>(artikel 1). Vidare att de åtgärder som vidtas inte får leda till en försämring av den nuvarande situationen beträffande bevarandet av de fågelarter som avses i artikel 1 (artikel 13). Fågeldirektivet är styrande för tillsynsansvariga myndigheters ärendehantering, ställningstaganden och beslutsfattande.</w:t>
+        <w:t>Tofsmes (§4)</w:t>
+      </w:r>
+      <w:r>
+        <w:t xml:space="preserve"> häckar i barr- och blandskog, främst i tallskog. Tofsmes är typisk art för </w:t>
+      </w:r>
+      <w:r>
+        <w:rPr>
+          <w:i/>
+        </w:rPr>
+        <w:t xml:space="preserve">9010 Taiga </w:t>
+      </w:r>
+      <w:r>
+        <w:t>(SLU Artdatabanken, 2025).</w:t>
       </w:r>
     </w:p>
     <w:p>
@@ -749,17 +747,39 @@
         <w:pStyle w:val="Heading1"/>
       </w:pPr>
       <w:r>
-        <w:t>Typiska arter och EU:s art- och habitatdirektiv</w:t>
+        <w:t>EU:s fågeldirektiv</w:t>
       </w:r>
     </w:p>
     <w:p>
       <w:r>
-        <w:t>Typiska arter används för att lokalisera områden med gynnsam bevarandestatus för de naturtyper som är listade i EU:s art- och habitatdirektiv. Ett exempel är Västlig taiga (EU-kod 9010) som saknar gynnsam bevarandestatus och minskar starkt som naturtyp i Sverige. Naturvårdsverket skriver i sin vägledning för Västlig taiga att dylika miljöer förutsätter normalt att skogarna skyddas långsiktigt, eftersom skogsbruk inte är förenligt med bevarande av naturtypen i gynnsamt tillstånd (Naturvårdsverket, 2011).</w:t>
+        <w:t xml:space="preserve">Europeiska unionens medlemsländer är skyldiga att agera i enlighet med EU:s fågeldirektiv där det uttryckligen står att direktivet gäller för fåglar samt för deras ägg, bon och </w:t>
+      </w:r>
+      <w:r>
+        <w:rPr>
+          <w:b/>
+        </w:rPr>
+        <w:t xml:space="preserve">livsmiljöer </w:t>
+      </w:r>
+      <w:r>
+        <w:t>(artikel 1). Vidare att de åtgärder som vidtas inte får leda till en försämring av den nuvarande situationen beträffande bevarandet av de fågelarter som avses i artikel 1 (artikel 13). Fågeldirektivet är styrande för tillsynsansvariga myndigheters ärendehantering, ställningstaganden och beslutsfattande.</w:t>
       </w:r>
     </w:p>
     <w:p>
-      <w:r>
-        <w:t>Följande typiska arter har sina livsmiljöer och växtplatser i den avverkningsanmälda skogen: gräddporing (VU, T), knärot (VU, T, §8), raggbock (VU, T), dropptaggsvamp (NT, T), dvärgbägarlav (NT, T), gropticka (NT, T), kolflarnlav (NT, T), motaggsvamp (NT, T), skrovlig flatbagge (NT, T), ullticka (NT, T), vedskivlav (NT, T), vedtrappmossa (NT, T), bronshjon (S, T), flagellkvastmossa (S, T), granbarkgnagare (S, T), mattlummer (T, §9), spillkråka (T, §4) och tjäder (T, §4).</w:t>
+      <w:pPr>
+        <w:pStyle w:val="Heading1"/>
+      </w:pPr>
+      <w:r>
+        <w:t>Typiska arter och EU:s art- och habitatdirektiv</w:t>
+      </w:r>
+    </w:p>
+    <w:p>
+      <w:r>
+        <w:t>Typiska arter används för att lokalisera områden med gynnsam bevarandestatus för de naturtyper som är listade i EU:s art- och habitatdirektiv. Ett exempel är Västlig taiga (EU-kod 9010) som saknar gynnsam bevarandestatus och minskar starkt som naturtyp i Sverige. Naturvårdsverket skriver i sin vägledning för Västlig taiga att dylika miljöer förutsätter normalt att skogarna skyddas långsiktigt, eftersom skogsbruk inte är förenligt med bevarande av naturtypen i gynnsamt tillstånd (Naturvårdsverket, 2011).</w:t>
+      </w:r>
+    </w:p>
+    <w:p>
+      <w:r>
+        <w:t>Följande typiska arter har sina livsmiljöer och växtplatser i den avverkningsanmälda skogen: gräddporing (VU, T), knärot (VU, T, §8), raggbock (VU, T), dropptaggsvamp (NT, T), dvärgbägarlav (NT, T), gropticka (NT, T), kolflarnlav (NT, T), motaggsvamp (NT, T), skrovlig flatbagge (NT, T), ullticka (NT, T), vedskivlav (NT, T), vedtrappmossa (NT, T), bronshjon (S, T), flagellkvastmossa (S, T), granbarkgnagare (S, T), mattlummer (T, §9), spillkråka (T, §4), tjäder (T, §4) och tofsmes (T, §4).</w:t>
       </w:r>
     </w:p>
     <w:p>
@@ -1700,7 +1720,7 @@
     <w:r>
       <w:tab/>
       <w:tab/>
-      <w:t>2026-10-18</w:t>
+      <w:t>2026-10-19</w:t>
       <w:br/>
       <w:br/>
     </w:r>

--- a/tillsyn/A 39562-2026 tillsynsbegäran.docx
+++ b/tillsyn/A 39562-2026 tillsynsbegäran.docx
@@ -1720,7 +1720,7 @@
     <w:r>
       <w:tab/>
       <w:tab/>
-      <w:t>2026-10-19</w:t>
+      <w:t>2026-10-20</w:t>
       <w:br/>
       <w:br/>
     </w:r>

--- a/tillsyn/A 39562-2026 tillsynsbegäran.docx
+++ b/tillsyn/A 39562-2026 tillsynsbegäran.docx
@@ -22,7 +22,7 @@
       <w:r>
         <w:drawing>
           <wp:inline xmlns:a="http://schemas.openxmlformats.org/drawingml/2006/main" xmlns:pic="http://schemas.openxmlformats.org/drawingml/2006/picture">
-            <wp:extent cx="5486400" cy="5535861"/>
+            <wp:extent cx="5486400" cy="5530109"/>
             <wp:docPr id="1" name="Picture 1"/>
             <wp:cNvGraphicFramePr>
               <a:graphicFrameLocks noChangeAspect="1"/>
@@ -43,7 +43,7 @@
                   <pic:spPr>
                     <a:xfrm>
                       <a:off x="0" y="0"/>
-                      <a:ext cx="5486400" cy="5535861"/>
+                      <a:ext cx="5486400" cy="5530109"/>
                     </a:xfrm>
                     <a:prstGeom prst="rect"/>
                   </pic:spPr>
@@ -65,7 +65,7 @@
     </w:p>
     <w:p>
       <w:r>
-        <w:t>I och inom 12 meter från avverkningsanmälan finns fynd av 32 naturvårdsarter, varav 16 är rödlistade, 9 är fridlysta, 19 är typiska (T) och 9 är signalarter (S): gräddporing (VU, T), knärot (VU, T, §8), raggbock (VU, T), barrpraktbagge (NT), dropptaggsvamp (NT, T), dvärgbägarlav (NT, T), gropticka (NT, T), kolflarnlav (NT, T), kortskaftad ärgspik (NT), motaggsvamp (NT, T), skrovlig flatbagge (NT, T), tallkötticka (NT), talltita (NT, §4), ullticka (NT, T), vedskivlav (NT, T), vedtrappmossa (NT, T), björksplintborre (S), bronshjon (S, T), flagellkvastmossa (S, T), granbarkgnagare (S, T), gullgröppa (S), jättesvampmal (S), rödgul trumpetsvamp (S), större träfjäril (S), vågbandad barkbock (S), mattlummer (T, §9), spillkråka (T, §4), tjäder (T, §4), tofsmes (T, §4), vanlig padda (§6), fläcknycklar (§8) och revlummer (§9). Se Figur 1.</w:t>
+        <w:t>I och inom 12 meter från avverkningsanmälan finns fynd av 35 naturvårdsarter, varav 18 är rödlistade, 9 är fridlysta, 22 är typiska (T) och 10 är signalarter (S): garnlav (VU, T), gräddporing (VU, T), knärot (VU, T, §8), raggbock (VU, T), barrpraktbagge (NT), brunpudrad nållav (NT, T), dropptaggsvamp (NT, T), dvärgbägarlav (NT, T), gropticka (NT, T), kolflarnlav (NT, T), kortskaftad ärgspik (NT), motaggsvamp (NT, T), skrovlig flatbagge (NT, T), tallkötticka (NT), talltita (NT, §4), ullticka (NT, T), vedskivlav (NT, T), vedtrappmossa (NT, T), björksplintborre (S), bronshjon (S, T), flagellkvastmossa (S, T), granbarkgnagare (S, T), gullgröppa (S), jättesvampmal (S), rödgul trumpetsvamp (S), större träfjäril (S), vedticka (S, T), vågbandad barkbock (S), mattlummer (T, §9), spillkråka (T, §4), tjäder (T, §4), tofsmes (T, §4), vanlig padda (§6), fläcknycklar (§8) och revlummer (§9). Se Figur 1.</w:t>
       </w:r>
     </w:p>
     <w:p>
@@ -109,6 +109,35 @@
         <w:rPr>
           <w:b/>
         </w:rPr>
+        <w:t>Garnlav (VU)</w:t>
+      </w:r>
+      <w:r>
+        <w:t xml:space="preserve"> är en utpräglad barrskogsart som ibland kan drapera träden i norrländska grannaturskogar med hög luftfuktighet. Den förekommer även i talldominerade bestånd där den, förutom i trädens grenverk, påträffas hängande över ojämnheter i tallbarken. Arten har minskat starkt i södra och mellersta Sverige och den minskar även i sitt nordliga utbredningsområde. Minskningstakten uppgår till 30 (20–50) % inom 50 år och överstiger gränsvärdet för Sårbar (VU). Orsaken till tillbakagången beror främst på slutavverkningar av naturskogsartade skogar. Bestånd med riklig förekomst bör regelmässigt sparas, vilket även gynnar flera andra sällsynta och rödlistade arter. Garnlav är värdväxt för den mycket sällsynta och akut hotade fjärilen barrskogslavfly (CR) som hör hemma i boreala barrskogar med riklig förekomst av värdväxten. Tidigare kunde arten konstateras årligen på flera platser vid Dala-Floda i Dalarna innan lokalerna kalavverkades. Senaste fyndet i landet av barrskogslavfly är från år 2000 då den påträffades vid Högberget i Sollefteå kommun. Garnlav är typisk art för </w:t>
+      </w:r>
+      <w:r>
+        <w:rPr>
+          <w:i/>
+        </w:rPr>
+        <w:t xml:space="preserve">9010 Taiga </w:t>
+      </w:r>
+      <w:r>
+        <w:t>och</w:t>
+      </w:r>
+      <w:r>
+        <w:rPr>
+          <w:i/>
+        </w:rPr>
+        <w:t xml:space="preserve"> 9070 Trädklädd betesmark</w:t>
+      </w:r>
+      <w:r>
+        <w:t xml:space="preserve"> (SLU Artdatabanken, 2026).</w:t>
+      </w:r>
+    </w:p>
+    <w:p>
+      <w:r>
+        <w:rPr>
+          <w:b/>
+        </w:rPr>
         <w:t>Gräddporing (VU)</w:t>
       </w:r>
       <w:r>
@@ -173,7 +202,7 @@
     </w:p>
     <w:p>
       <w:r>
-        <w:t>I det avverkningsanmälda området finns 7 fyndplatser för knärot registrerade på Artportalen. Figur 2 visar gränserna för buffertzoner på 50 m, som behöver lämnas kring fyndplatserna för att knärotslokalerna inte ska försvinna vid en avverkning. Av det avverkningsanmälda området överlappar 2.52 ha med buffertzonerna och får av detta skäl inte avverkas.</w:t>
+        <w:t>I det avverkningsanmälda området finns 9 fyndplatser för knärot registrerade på Artportalen. Figur 2 visar gränserna för buffertzoner på 50 m, som behöver lämnas kring fyndplatserna för att knärotslokalerna inte ska försvinna vid en avverkning. Av det avverkningsanmälda området överlappar 2.98 ha med buffertzonerna och får av detta skäl inte avverkas.</w:t>
       </w:r>
     </w:p>
     <w:p>
@@ -269,6 +298,26 @@
         <w:rPr>
           <w:b/>
         </w:rPr>
+        <w:t>Brunpudrad nållav (NT)</w:t>
+      </w:r>
+      <w:r>
+        <w:t xml:space="preserve"> är beroende av hög, jämn luftfuktighet och kan påträffas i fuktiga skogar av naturskogskaraktär, ofta i sumpgranskog eller andra sumpskogar. Arten är placerad högst upp i Skogsstyrelsens värdepyramid för bedömning av skog med höga naturvärden och förekomster bör undantas från skogsbruksåtgärder. Brunpudrad nållav är typisk art för </w:t>
+      </w:r>
+      <w:r>
+        <w:rPr>
+          <w:i/>
+        </w:rPr>
+        <w:t>9010 Taiga</w:t>
+      </w:r>
+      <w:r>
+        <w:t xml:space="preserve"> (SLU Artdatabanken, 2024; Nitare &amp; Skogsstyrelsen, 2019).</w:t>
+      </w:r>
+    </w:p>
+    <w:p>
+      <w:r>
+        <w:rPr>
+          <w:b/>
+        </w:rPr>
         <w:t>Dropptaggsvamp (NT)</w:t>
       </w:r>
       <w:r>
@@ -631,6 +680,26 @@
       </w:r>
       <w:r>
         <w:t>signalerar kalkrika barrsumpskogar eller avgränsade små mineralrika ytor i barrskogslandskapet, vilka normalt har höga naturvärden. I urbergsbygder är den en bra signalart på känsliga skogsbiotoper (Nitare &amp; Skogsstyrelsen, 2019).</w:t>
+      </w:r>
+    </w:p>
+    <w:p>
+      <w:r>
+        <w:rPr>
+          <w:b/>
+        </w:rPr>
+        <w:t xml:space="preserve">Vedticka </w:t>
+      </w:r>
+      <w:r>
+        <w:t xml:space="preserve">är en bra signalart söder om den naturliga norrlandsgränsen. Den är huvudsakligen knuten till äldre barrskogar där det föreligger långvarig kontinuitet av död barrved. Vedticka är typisk art för </w:t>
+      </w:r>
+      <w:r>
+        <w:rPr>
+          <w:i/>
+        </w:rPr>
+        <w:t xml:space="preserve">9010 Taiga </w:t>
+      </w:r>
+      <w:r>
+        <w:t>(Nitare &amp; Skogsstyrelsen, 2019; SLU Artdatabanken, 2025).</w:t>
       </w:r>
     </w:p>
     <w:p>
@@ -779,7 +848,7 @@
     </w:p>
     <w:p>
       <w:r>
-        <w:t>Följande typiska arter har sina livsmiljöer och växtplatser i den avverkningsanmälda skogen: gräddporing (VU, T), knärot (VU, T, §8), raggbock (VU, T), dropptaggsvamp (NT, T), dvärgbägarlav (NT, T), gropticka (NT, T), kolflarnlav (NT, T), motaggsvamp (NT, T), skrovlig flatbagge (NT, T), ullticka (NT, T), vedskivlav (NT, T), vedtrappmossa (NT, T), bronshjon (S, T), flagellkvastmossa (S, T), granbarkgnagare (S, T), mattlummer (T, §9), spillkråka (T, §4), tjäder (T, §4) och tofsmes (T, §4).</w:t>
+        <w:t>Följande typiska arter har sina livsmiljöer och växtplatser i den avverkningsanmälda skogen: garnlav (VU, T), gräddporing (VU, T), knärot (VU, T, §8), raggbock (VU, T), brunpudrad nållav (NT, T), dropptaggsvamp (NT, T), dvärgbägarlav (NT, T), gropticka (NT, T), kolflarnlav (NT, T), motaggsvamp (NT, T), skrovlig flatbagge (NT, T), ullticka (NT, T), vedskivlav (NT, T), vedtrappmossa (NT, T), bronshjon (S, T), flagellkvastmossa (S, T), granbarkgnagare (S, T), vedticka (S, T), mattlummer (T, §9), spillkråka (T, §4), tjäder (T, §4) och tofsmes (T, §4).</w:t>
       </w:r>
     </w:p>
     <w:p>
@@ -1720,7 +1789,7 @@
     <w:r>
       <w:tab/>
       <w:tab/>
-      <w:t>2026-10-20</w:t>
+      <w:t>2026-10-21</w:t>
       <w:br/>
       <w:br/>
     </w:r>

--- a/tillsyn/A 39562-2026 tillsynsbegäran.docx
+++ b/tillsyn/A 39562-2026 tillsynsbegäran.docx
@@ -1789,7 +1789,7 @@
     <w:r>
       <w:tab/>
       <w:tab/>
-      <w:t>2026-10-21</w:t>
+      <w:t>2026-10-22</w:t>
       <w:br/>
       <w:br/>
     </w:r>

--- a/tillsyn/A 39562-2026 tillsynsbegäran.docx
+++ b/tillsyn/A 39562-2026 tillsynsbegäran.docx
@@ -65,7 +65,7 @@
     </w:p>
     <w:p>
       <w:r>
-        <w:t>I och inom 12 meter från avverkningsanmälan finns fynd av 35 naturvårdsarter, varav 18 är rödlistade, 9 är fridlysta, 22 är typiska (T) och 10 är signalarter (S): garnlav (VU, T), gräddporing (VU, T), knärot (VU, T, §8), raggbock (VU, T), barrpraktbagge (NT), brunpudrad nållav (NT, T), dropptaggsvamp (NT, T), dvärgbägarlav (NT, T), gropticka (NT, T), kolflarnlav (NT, T), kortskaftad ärgspik (NT), motaggsvamp (NT, T), skrovlig flatbagge (NT, T), tallkötticka (NT), talltita (NT, §4), ullticka (NT, T), vedskivlav (NT, T), vedtrappmossa (NT, T), björksplintborre (S), bronshjon (S, T), flagellkvastmossa (S, T), granbarkgnagare (S, T), gullgröppa (S), jättesvampmal (S), rödgul trumpetsvamp (S), större träfjäril (S), vedticka (S, T), vågbandad barkbock (S), mattlummer (T, §9), spillkråka (T, §4), tjäder (T, §4), tofsmes (T, §4), vanlig padda (§6), fläcknycklar (§8) och revlummer (§9). Se Figur 1.</w:t>
+        <w:t>I och inom 12 meter från avverkningsanmälan finns fynd av 36 naturvårdsarter, varav 19 är rödlistade, 9 är fridlysta, 22 är typiska (T) och 10 är signalarter (S): garnlav (VU, T), gräddporing (VU, T), knärot (VU, T, §8), raggbock (VU, T), barrpraktbagge (NT), brunpudrad nållav (NT, T), dropptaggsvamp (NT, T), dvärgbägarlav (NT, T), gropticka (NT, T), kolflarnlav (NT, T), kortskaftad ärgspik (NT), motaggsvamp (NT, T), skrovlig flatbagge (NT, T), spinnfingersvamp (NT), tallkötticka (NT), talltita (NT, §4), ullticka (NT, T), vedskivlav (NT, T), vedtrappmossa (NT, T), björksplintborre (S), bronshjon (S, T), flagellkvastmossa (S, T), granbarkgnagare (S, T), gullgröppa (S), jättesvampmal (S), rödgul trumpetsvamp (S), större träfjäril (S), vedticka (S, T), vågbandad barkbock (S), mattlummer (T, §9), spillkråka (T, §4), tjäder (T, §4), tofsmes (T, §4), vanlig padda (§6), fläcknycklar (§8) och revlummer (§9). Se Figur 1.</w:t>
       </w:r>
     </w:p>
     <w:p>
@@ -451,6 +451,17 @@
       </w:r>
       <w:r>
         <w:t>ingår i ett åtgärdsprogram för hotade arter (ÅGP). Den är rödlistad som sårbar (VU) på den europeiska rödlistan vilket medför ett internationellt ansvar för arten (IUCN, 2025; SLU Artdatabanken, 2024; Wikars, 2014).</w:t>
+      </w:r>
+    </w:p>
+    <w:p>
+      <w:r>
+        <w:rPr>
+          <w:b/>
+        </w:rPr>
+        <w:t xml:space="preserve">Spinnfingersvamp (NT) </w:t>
+      </w:r>
+      <w:r>
+        <w:t>är främst knuten till gamla skogsmiljöer med lång trädkontinuitet, granskog, men även i lövskog. I kalkrika marker växer den även på döda enbuskar. Den är överallt en mycket bra signalart och på växtplatserna förekommer normalt många andra sällsynta och rödlistade arter. Arten missgynnas troligen av skogsbruk och den ökande exponering som blir följden av gallring och kalavverkning (Nitare &amp; Skogsstyrelsen, 2019; SLU Artdatabanken, 2025).</w:t>
       </w:r>
     </w:p>
     <w:p>
@@ -1789,7 +1800,7 @@
     <w:r>
       <w:tab/>
       <w:tab/>
-      <w:t>2026-10-22</w:t>
+      <w:t>2026-10-23</w:t>
       <w:br/>
       <w:br/>
     </w:r>

--- a/tillsyn/A 39562-2026 tillsynsbegäran.docx
+++ b/tillsyn/A 39562-2026 tillsynsbegäran.docx
@@ -60,12 +60,12 @@
         <w:spacing w:after="240"/>
       </w:pPr>
       <w:r>
-        <w:t>Figur 1. Fyndplatser för naturvårdsarter i och inom 12 meter från avverkningsanmälan. Markörer utan svart kant är placerade på fyndplatsen. Markörer med svart kant är placerade vid sidan av fyndplatsen och har ett svart streck som visar fyndplatsens exakta position. Kartans mittpunktskoordinat är N 6651541, E 616744 i SWEREF 99 TM.</w:t>
+        <w:t>Figur 1. Fyndplatser för naturvårdsarter i och inom 23 meter från avverkningsanmälan. Markörer utan svart kant är placerade på fyndplatsen. Markörer med svart kant är placerade vid sidan av fyndplatsen och har ett svart streck som visar fyndplatsens exakta position. Kartans mittpunktskoordinat är N 6651541, E 616744 i SWEREF 99 TM.</w:t>
       </w:r>
     </w:p>
     <w:p>
       <w:r>
-        <w:t>I och inom 12 meter från avverkningsanmälan finns fynd av 36 naturvårdsarter, varav 19 är rödlistade, 9 är fridlysta, 22 är typiska (T) och 10 är signalarter (S): garnlav (VU, T), gräddporing (VU, T), knärot (VU, T, §8), raggbock (VU, T), barrpraktbagge (NT), brunpudrad nållav (NT, T), dropptaggsvamp (NT, T), dvärgbägarlav (NT, T), gropticka (NT, T), kolflarnlav (NT, T), kortskaftad ärgspik (NT), motaggsvamp (NT, T), skrovlig flatbagge (NT, T), spinnfingersvamp (NT), tallkötticka (NT), talltita (NT, §4), ullticka (NT, T), vedskivlav (NT, T), vedtrappmossa (NT, T), björksplintborre (S), bronshjon (S, T), flagellkvastmossa (S, T), granbarkgnagare (S, T), gullgröppa (S), jättesvampmal (S), rödgul trumpetsvamp (S), större träfjäril (S), vedticka (S, T), vågbandad barkbock (S), mattlummer (T, §9), spillkråka (T, §4), tjäder (T, §4), tofsmes (T, §4), vanlig padda (§6), fläcknycklar (§8) och revlummer (§9). Se Figur 1.</w:t>
+        <w:t>I och inom 23 meter från avverkningsanmälan finns fynd av 36 naturvårdsarter, varav 19 är rödlistade, 9 är fridlysta, 22 är typiska (T) och 10 är signalarter (S): garnlav (VU, T), gräddporing (VU, T), knärot (VU, T, §8), raggbock (VU, T), barrpraktbagge (NT), brunpudrad nållav (NT, T), dropptaggsvamp (NT, T), dvärgbägarlav (NT, T), gropticka (NT, T), kolflarnlav (NT, T), kortskaftad ärgspik (NT), motaggsvamp (NT, T), skrovlig flatbagge (NT, T), spinnfingersvamp (NT), tallkötticka (NT), talltita (NT, §4), ullticka (NT, T), vedskivlav (NT, T), vedtrappmossa (NT, T), björksplintborre (S), bronshjon (S, T), flagellkvastmossa (S, T), granbarkgnagare (S, T), gullgröppa (S), jättesvampmal (S), rödgul trumpetsvamp (S), större träfjäril (S), vedticka (S, T), vågbandad barkbock (S), mattlummer (T, §9), spillkråka (T, §4), tjäder (T, §4), tofsmes (T, §4), vanlig padda (§6), fläcknycklar (§8) och revlummer (§9). Se Figur 1.</w:t>
       </w:r>
     </w:p>
     <w:p>
@@ -1800,7 +1800,7 @@
     <w:r>
       <w:tab/>
       <w:tab/>
-      <w:t>2026-10-23</w:t>
+      <w:t>2026-10-24</w:t>
       <w:br/>
       <w:br/>
     </w:r>

--- a/tillsyn/A 39562-2026 tillsynsbegäran.docx
+++ b/tillsyn/A 39562-2026 tillsynsbegäran.docx
@@ -1800,7 +1800,7 @@
     <w:r>
       <w:tab/>
       <w:tab/>
-      <w:t>2026-10-24</w:t>
+      <w:t>2026-10-25</w:t>
       <w:br/>
       <w:br/>
     </w:r>

--- a/tillsyn/A 39562-2026 tillsynsbegäran.docx
+++ b/tillsyn/A 39562-2026 tillsynsbegäran.docx
@@ -1800,7 +1800,7 @@
     <w:r>
       <w:tab/>
       <w:tab/>
-      <w:t>2026-10-25</w:t>
+      <w:t>2026-10-26</w:t>
       <w:br/>
       <w:br/>
     </w:r>

--- a/tillsyn/A 39562-2026 tillsynsbegäran.docx
+++ b/tillsyn/A 39562-2026 tillsynsbegäran.docx
@@ -65,7 +65,7 @@
     </w:p>
     <w:p>
       <w:r>
-        <w:t>I och inom 23 meter från avverkningsanmälan finns fynd av 36 naturvårdsarter, varav 19 är rödlistade, 9 är fridlysta, 22 är typiska (T) och 10 är signalarter (S): garnlav (VU, T), gräddporing (VU, T), knärot (VU, T, §8), raggbock (VU, T), barrpraktbagge (NT), brunpudrad nållav (NT, T), dropptaggsvamp (NT, T), dvärgbägarlav (NT, T), gropticka (NT, T), kolflarnlav (NT, T), kortskaftad ärgspik (NT), motaggsvamp (NT, T), skrovlig flatbagge (NT, T), spinnfingersvamp (NT), tallkötticka (NT), talltita (NT, §4), ullticka (NT, T), vedskivlav (NT, T), vedtrappmossa (NT, T), björksplintborre (S), bronshjon (S, T), flagellkvastmossa (S, T), granbarkgnagare (S, T), gullgröppa (S), jättesvampmal (S), rödgul trumpetsvamp (S), större träfjäril (S), vedticka (S, T), vågbandad barkbock (S), mattlummer (T, §9), spillkråka (T, §4), tjäder (T, §4), tofsmes (T, §4), vanlig padda (§6), fläcknycklar (§8) och revlummer (§9). Se Figur 1.</w:t>
+        <w:t>I och inom 23 meter från avverkningsanmälan finns fynd av 38 naturvårdsarter, varav 20 är rödlistade, 11 är fridlysta, 23 är typiska (T) och 10 är signalarter (S): garnlav (VU, T), gräddporing (VU, T), knärot (VU, T, §8), raggbock (VU, T), barrpraktbagge (NT), brunpudrad nållav (NT, T), dropptaggsvamp (NT, T), dvärgbägarlav (NT, T), gropticka (NT, T), kolflarnlav (NT, T), kortskaftad ärgspik (NT), motaggsvamp (NT, T), rödvingetrast (NT, §4), skrovlig flatbagge (NT, T), spinnfingersvamp (NT), tallkötticka (NT), talltita (NT, §4), ullticka (NT, T), vedskivlav (NT, T), vedtrappmossa (NT, T), björksplintborre (S), bronshjon (S, T), flagellkvastmossa (S, T), granbarkgnagare (S, T), gullgröppa (S), jättesvampmal (S), rödgul trumpetsvamp (S), större träfjäril (S), vedticka (S, T), vågbandad barkbock (S), gråsiska (T, §4), mattlummer (T, §9), spillkråka (T, §4), tjäder (T, §4), tofsmes (T, §4), vanlig padda (§6), fläcknycklar (§8) och revlummer (§9). Se Figur 1.</w:t>
       </w:r>
     </w:p>
     <w:p>
@@ -729,6 +729,26 @@
         <w:rPr>
           <w:b/>
         </w:rPr>
+        <w:t>Gråsiska (§4)</w:t>
+      </w:r>
+      <w:r>
+        <w:t xml:space="preserve"> häckar i barr- och blandskog samt i fjällbjörkskog, stundom även i fjällregionens videbälte. Gråsiska är typisk art för </w:t>
+      </w:r>
+      <w:r>
+        <w:rPr>
+          <w:i/>
+        </w:rPr>
+        <w:t xml:space="preserve">9040 Fjällbjörkskog </w:t>
+      </w:r>
+      <w:r>
+        <w:t>(SLU Artdatabanken, 2025).</w:t>
+      </w:r>
+    </w:p>
+    <w:p>
+      <w:r>
+        <w:rPr>
+          <w:b/>
+        </w:rPr>
         <w:t>Mattlummer (§9)</w:t>
       </w:r>
       <w:r>
@@ -859,7 +879,7 @@
     </w:p>
     <w:p>
       <w:r>
-        <w:t>Följande typiska arter har sina livsmiljöer och växtplatser i den avverkningsanmälda skogen: garnlav (VU, T), gräddporing (VU, T), knärot (VU, T, §8), raggbock (VU, T), brunpudrad nållav (NT, T), dropptaggsvamp (NT, T), dvärgbägarlav (NT, T), gropticka (NT, T), kolflarnlav (NT, T), motaggsvamp (NT, T), skrovlig flatbagge (NT, T), ullticka (NT, T), vedskivlav (NT, T), vedtrappmossa (NT, T), bronshjon (S, T), flagellkvastmossa (S, T), granbarkgnagare (S, T), vedticka (S, T), mattlummer (T, §9), spillkråka (T, §4), tjäder (T, §4) och tofsmes (T, §4).</w:t>
+        <w:t>Följande typiska arter har sina livsmiljöer och växtplatser i den avverkningsanmälda skogen: garnlav (VU, T), gräddporing (VU, T), knärot (VU, T, §8), raggbock (VU, T), brunpudrad nållav (NT, T), dropptaggsvamp (NT, T), dvärgbägarlav (NT, T), gropticka (NT, T), kolflarnlav (NT, T), motaggsvamp (NT, T), skrovlig flatbagge (NT, T), ullticka (NT, T), vedskivlav (NT, T), vedtrappmossa (NT, T), bronshjon (S, T), flagellkvastmossa (S, T), granbarkgnagare (S, T), vedticka (S, T), gråsiska (T, §4), mattlummer (T, §9), spillkråka (T, §4), tjäder (T, §4) och tofsmes (T, §4).</w:t>
       </w:r>
     </w:p>
     <w:p>
@@ -1800,7 +1820,7 @@
     <w:r>
       <w:tab/>
       <w:tab/>
-      <w:t>2026-10-26</w:t>
+      <w:t>2026-10-27</w:t>
       <w:br/>
       <w:br/>
     </w:r>

--- a/tillsyn/A 39562-2026 tillsynsbegäran.docx
+++ b/tillsyn/A 39562-2026 tillsynsbegäran.docx
@@ -1820,7 +1820,7 @@
     <w:r>
       <w:tab/>
       <w:tab/>
-      <w:t>2026-10-27</w:t>
+      <w:t>2026-10-28</w:t>
       <w:br/>
       <w:br/>
     </w:r>

--- a/tillsyn/A 39562-2026 tillsynsbegäran.docx
+++ b/tillsyn/A 39562-2026 tillsynsbegäran.docx
@@ -1820,7 +1820,7 @@
     <w:r>
       <w:tab/>
       <w:tab/>
-      <w:t>2026-10-28</w:t>
+      <w:t>2026-10-29</w:t>
       <w:br/>
       <w:br/>
     </w:r>

--- a/tillsyn/A 39562-2026 tillsynsbegäran.docx
+++ b/tillsyn/A 39562-2026 tillsynsbegäran.docx
@@ -1820,7 +1820,7 @@
     <w:r>
       <w:tab/>
       <w:tab/>
-      <w:t>2026-10-29</w:t>
+      <w:t>2026-10-31</w:t>
       <w:br/>
       <w:br/>
     </w:r>
